--- a/data/ai_paras/AI_para_123.docx
+++ b/data/ai_paras/AI_para_123.docx
@@ -4,7 +4,7 @@
   <w:body>
     <w:p>
       <w:r>
-        <w:t>The real estate cycle represents a recurring series of phases that property markets undergo, deeply intertwined with the broader economic landscape. This cycle is generally characterized by four distinct stages: recovery, expansion, hyper supply, and recession. Each stage reflects varying levels of demand and supply, impacting property values and investment opportunities. The interplay between these stages and economic indicators, such as interest rates, employment rates, and GDP growth, underscores the cycle's connection to macroeconomic trends. Understanding this cycle is essential for realtors and investors as it provides a framework for anticipating market changes and making informed decisions, ultimately influencing the success of their ventures in the dynamic real estate market.</w:t>
+        <w:t>The real estate cycle is defined by its four sequential stages: recovery, expansion, hyper supply, and recession, each characterized by distinct market conditions and economic influences. During the recovery phase, property markets begin to rebound from a downturn, often supported by favorable interest rates that stimulate investment (Ref-f408009). As the cycle progresses to expansion, increased demand and economic growth indicators, such as rising GDP, fuel a surge in property development and sales. However, the hyper supply phase follows, marked by an oversaturation of the market, where increased construction outpaces demand, often leading to a subsequent recession (Ref-f408009). Economic indicators, including changes in employment rates and fluctuating interest rates, critically influence these stages, underscoring the interconnectedness of real estate cycles with broader economic trends (Ref-f408009).</w:t>
       </w:r>
     </w:p>
     <w:sectPr>
